--- a/周泽华简历.docx
+++ b/周泽华简历.docx
@@ -42,19 +42,19 @@
           <wp:anchor distT="0" distB="0" distL="114300" distR="114300" simplePos="0" relativeHeight="251659264" behindDoc="0" locked="0" layoutInCell="1" allowOverlap="1">
             <wp:simplePos x="0" y="0"/>
             <wp:positionH relativeFrom="margin">
-              <wp:posOffset>5664835</wp:posOffset>
+              <wp:posOffset>5601335</wp:posOffset>
             </wp:positionH>
             <wp:positionV relativeFrom="paragraph">
-              <wp:posOffset>-254000</wp:posOffset>
+              <wp:posOffset>-342900</wp:posOffset>
             </wp:positionV>
-            <wp:extent cx="901065" cy="1095375"/>
-            <wp:effectExtent l="0" t="0" r="0" b="0"/>
+            <wp:extent cx="859155" cy="1044575"/>
+            <wp:effectExtent l="0" t="0" r="55245" b="73025"/>
             <wp:wrapThrough wrapText="bothSides">
               <wp:wrapPolygon>
                 <wp:start x="0" y="0"/>
-                <wp:lineTo x="0" y="21037"/>
-                <wp:lineTo x="21219" y="21037"/>
-                <wp:lineTo x="21219" y="0"/>
+                <wp:lineTo x="0" y="21009"/>
+                <wp:lineTo x="21073" y="21009"/>
+                <wp:lineTo x="21073" y="0"/>
                 <wp:lineTo x="0" y="0"/>
               </wp:wrapPolygon>
             </wp:wrapThrough>
@@ -87,7 +87,7 @@
                   <pic:spPr>
                     <a:xfrm>
                       <a:off x="0" y="0"/>
-                      <a:ext cx="901065" cy="1095375"/>
+                      <a:ext cx="859155" cy="1044575"/>
                     </a:xfrm>
                     <a:prstGeom prst="rect">
                       <a:avLst/>
@@ -847,8 +847,6 @@
         </w:rPr>
         <w:t>2</w:t>
       </w:r>
-      <w:bookmarkStart w:id="5" w:name="_GoBack"/>
-      <w:bookmarkEnd w:id="5"/>
       <w:r>
         <w:rPr>
           <w:rFonts w:hint="eastAsia" w:ascii="微软雅黑" w:hAnsi="微软雅黑" w:eastAsia="微软雅黑" w:cstheme="minorHAnsi"/>
@@ -1113,7 +1111,20 @@
           <w:szCs w:val="24"/>
           <w:lang w:val="en-US" w:eastAsia="zh-CN"/>
         </w:rPr>
-        <w:t>上海蔚来汽车有限公司 -- 后端开发实习生（2026.01-至今）</w:t>
+        <w:t>上海蔚来汽车有限公司 -- 后端开发实习生（2026.01-</w:t>
+      </w:r>
+      <w:bookmarkStart w:id="5" w:name="_GoBack"/>
+      <w:bookmarkEnd w:id="5"/>
+      <w:r>
+        <w:rPr>
+          <w:rFonts w:hint="eastAsia" w:ascii="微软雅黑" w:hAnsi="微软雅黑" w:eastAsia="微软雅黑" w:cstheme="minorHAnsi"/>
+          <w:b/>
+          <w:bCs/>
+          <w:sz w:val="24"/>
+          <w:szCs w:val="24"/>
+          <w:lang w:val="en-US" w:eastAsia="zh-CN"/>
+        </w:rPr>
+        <w:t>至今）</w:t>
       </w:r>
       <w:r>
         <w:rPr>

--- a/周泽华简历.docx
+++ b/周泽华简历.docx
@@ -42,22 +42,14 @@
           <wp:anchor distT="0" distB="0" distL="114300" distR="114300" simplePos="0" relativeHeight="251659264" behindDoc="0" locked="0" layoutInCell="1" allowOverlap="1">
             <wp:simplePos x="0" y="0"/>
             <wp:positionH relativeFrom="margin">
-              <wp:posOffset>5601335</wp:posOffset>
+              <wp:posOffset>5562600</wp:posOffset>
             </wp:positionH>
             <wp:positionV relativeFrom="paragraph">
-              <wp:posOffset>-342900</wp:posOffset>
+              <wp:posOffset>-299720</wp:posOffset>
             </wp:positionV>
-            <wp:extent cx="859155" cy="1044575"/>
-            <wp:effectExtent l="0" t="0" r="55245" b="73025"/>
-            <wp:wrapThrough wrapText="bothSides">
-              <wp:wrapPolygon>
-                <wp:start x="0" y="0"/>
-                <wp:lineTo x="0" y="21009"/>
-                <wp:lineTo x="21073" y="21009"/>
-                <wp:lineTo x="21073" y="0"/>
-                <wp:lineTo x="0" y="0"/>
-              </wp:wrapPolygon>
-            </wp:wrapThrough>
+            <wp:extent cx="896620" cy="1090295"/>
+            <wp:effectExtent l="0" t="0" r="17780" b="1905"/>
+            <wp:wrapNone/>
             <wp:docPr id="1245012229" name="图片 2"/>
             <wp:cNvGraphicFramePr>
               <a:graphicFrameLocks xmlns:a="http://schemas.openxmlformats.org/drawingml/2006/main" noChangeAspect="1"/>
@@ -87,7 +79,7 @@
                   <pic:spPr>
                     <a:xfrm>
                       <a:off x="0" y="0"/>
-                      <a:ext cx="859155" cy="1044575"/>
+                      <a:ext cx="896620" cy="1090295"/>
                     </a:xfrm>
                     <a:prstGeom prst="rect">
                       <a:avLst/>
@@ -1073,7 +1065,27 @@
             </w14:solidFill>
           </w14:textFill>
         </w:rPr>
-        <w:t xml:space="preserve">经历                                                                                             </w:t>
+        <w:t xml:space="preserve">经历                                                            </w:t>
+      </w:r>
+      <w:bookmarkStart w:id="5" w:name="_GoBack"/>
+      <w:bookmarkEnd w:id="5"/>
+      <w:r>
+        <w:rPr>
+          <w:rFonts w:ascii="微软雅黑" w:hAnsi="微软雅黑" w:eastAsia="微软雅黑" w:cstheme="minorHAnsi"/>
+          <w:b/>
+          <w:color w:val="558ED5" w:themeColor="text2" w:themeTint="99"/>
+          <w:szCs w:val="21"/>
+          <w:u w:val="thick"/>
+          <w14:textFill>
+            <w14:solidFill>
+              <w14:schemeClr w14:val="tx2">
+                <w14:lumMod w14:val="60000"/>
+                <w14:lumOff w14:val="40000"/>
+              </w14:schemeClr>
+            </w14:solidFill>
+          </w14:textFill>
+        </w:rPr>
+        <w:t xml:space="preserve">                                 </w:t>
       </w:r>
     </w:p>
     <w:p>
@@ -1111,20 +1123,7 @@
           <w:szCs w:val="24"/>
           <w:lang w:val="en-US" w:eastAsia="zh-CN"/>
         </w:rPr>
-        <w:t>上海蔚来汽车有限公司 -- 后端开发实习生（2026.01-</w:t>
-      </w:r>
-      <w:bookmarkStart w:id="5" w:name="_GoBack"/>
-      <w:bookmarkEnd w:id="5"/>
-      <w:r>
-        <w:rPr>
-          <w:rFonts w:hint="eastAsia" w:ascii="微软雅黑" w:hAnsi="微软雅黑" w:eastAsia="微软雅黑" w:cstheme="minorHAnsi"/>
-          <w:b/>
-          <w:bCs/>
-          <w:sz w:val="24"/>
-          <w:szCs w:val="24"/>
-          <w:lang w:val="en-US" w:eastAsia="zh-CN"/>
-        </w:rPr>
-        <w:t>至今）</w:t>
+        <w:t>上海蔚来汽车有限公司 -- 后端开发实习生（2026.01-至今）</w:t>
       </w:r>
       <w:r>
         <w:rPr>
